--- a/Global E-commerce 360.docx
+++ b/Global E-commerce 360.docx
@@ -87,13 +87,7 @@
         <w:t>Data Source:</w:t>
       </w:r>
       <w:r>
-        <w:t xml:space="preserve"> 7 Relational CSV tables (Sales, Product, Region, Reseller, Salesperson, Salesperson</w:t>
-      </w:r>
-      <w:r>
-        <w:t xml:space="preserve"> </w:t>
-      </w:r>
-      <w:r>
-        <w:t>Region, Targets).</w:t>
+        <w:t xml:space="preserve"> 7 Relational CSV tables (Sales, Product, Region, Reseller, Salesperson, Salesperson Region, Targets).</w:t>
       </w:r>
     </w:p>
     <w:p>
@@ -117,7 +111,7 @@
     <w:p>
       <w:r>
         <w:pict w14:anchorId="36F81B53">
-          <v:rect id="_x0000_i1037" style="width:0;height:1.5pt" o:hralign="center" o:hrstd="t" o:hr="t" fillcolor="#a0a0a0" stroked="f"/>
+          <v:rect id="_x0000_i1025" style="width:0;height:1.5pt" o:hralign="center" o:hrstd="t" o:hr="t" fillcolor="#a0a0a0" stroked="f"/>
         </w:pict>
       </w:r>
     </w:p>
@@ -532,7 +526,7 @@
     <w:p>
       <w:r>
         <w:pict w14:anchorId="673D1CD0">
-          <v:rect id="_x0000_i1038" style="width:0;height:1.5pt" o:hralign="center" o:hrstd="t" o:hr="t" fillcolor="#a0a0a0" stroked="f"/>
+          <v:rect id="_x0000_i1026" style="width:0;height:1.5pt" o:hralign="center" o:hrstd="t" o:hr="t" fillcolor="#a0a0a0" stroked="f"/>
         </w:pict>
       </w:r>
     </w:p>
@@ -579,7 +573,7 @@
     <w:p>
       <w:r>
         <w:pict w14:anchorId="14BDB737">
-          <v:rect id="_x0000_i1045" style="width:0;height:1.5pt" o:hralign="center" o:hrstd="t" o:hr="t" fillcolor="#a0a0a0" stroked="f"/>
+          <v:rect id="_x0000_i1027" style="width:0;height:1.5pt" o:hralign="center" o:hrstd="t" o:hr="t" fillcolor="#a0a0a0" stroked="f"/>
         </w:pict>
       </w:r>
     </w:p>
@@ -589,21 +583,7 @@
           <w:b/>
           <w:bCs/>
         </w:rPr>
-        <w:t xml:space="preserve">Section </w:t>
-      </w:r>
-      <w:r>
-        <w:rPr>
-          <w:b/>
-          <w:bCs/>
-        </w:rPr>
-        <w:t>4</w:t>
-      </w:r>
-      <w:r>
-        <w:rPr>
-          <w:b/>
-          <w:bCs/>
-        </w:rPr>
-        <w:t>: Phase 2 - Executive Metrics.</w:t>
+        <w:t>Section 4: Phase 2 - Executive Metrics.</w:t>
       </w:r>
     </w:p>
     <w:p>
@@ -644,36 +624,300 @@
           <w:b/>
           <w:bCs/>
         </w:rPr>
-        <w:t>Scale</w:t>
-      </w:r>
-      <w:r>
-        <w:rPr>
-          <w:b/>
-          <w:bCs/>
-        </w:rPr>
-        <w:t xml:space="preserve"> </w:t>
-      </w:r>
-      <w:r>
-        <w:rPr>
-          <w:b/>
-          <w:bCs/>
-        </w:rPr>
-        <w:t>:</w:t>
+        <w:t>Scale :</w:t>
       </w:r>
       <w:proofErr w:type="gramEnd"/>
       <w:r>
-        <w:t xml:space="preserve"> </w:t>
-      </w:r>
-      <w:r>
-        <w:t>57,850 rows</w:t>
-      </w:r>
-    </w:p>
-    <w:p>
-      <w:pPr>
+        <w:t xml:space="preserve"> 57,850 rows</w:t>
+      </w:r>
+    </w:p>
+    <w:p>
+      <w:pPr>
+        <w:pStyle w:val="NormalWeb"/>
         <w:numPr>
           <w:ilvl w:val="0"/>
           <w:numId w:val="6"/>
         </w:numPr>
+        <w:spacing w:before="100" w:beforeAutospacing="1" w:after="100" w:afterAutospacing="1" w:line="240" w:lineRule="auto"/>
+      </w:pPr>
+      <w:r>
+        <w:rPr>
+          <w:b/>
+          <w:bCs/>
+        </w:rPr>
+        <w:t>Metric:</w:t>
+      </w:r>
+      <w:r>
+        <w:t xml:space="preserve"> Target Variance.</w:t>
+      </w:r>
+    </w:p>
+    <w:p>
+      <w:pPr>
+        <w:pStyle w:val="NormalWeb"/>
+        <w:numPr>
+          <w:ilvl w:val="0"/>
+          <w:numId w:val="6"/>
+        </w:numPr>
+        <w:spacing w:before="100" w:beforeAutospacing="1" w:after="100" w:afterAutospacing="1" w:line="240" w:lineRule="auto"/>
+      </w:pPr>
+      <w:r>
+        <w:rPr>
+          <w:b/>
+          <w:bCs/>
+        </w:rPr>
+        <w:t>Observation:</w:t>
+      </w:r>
+      <w:r>
+        <w:t xml:space="preserve"> The value appeared as </w:t>
+      </w:r>
+      <w:r>
+        <w:rPr>
+          <w:b/>
+          <w:bCs/>
+        </w:rPr>
+        <w:t>($598.66M)</w:t>
+      </w:r>
+      <w:r>
+        <w:t>. I identified that the brackets represent a negative financial variance.</w:t>
+      </w:r>
+    </w:p>
+    <w:p>
+      <w:pPr>
+        <w:pStyle w:val="NormalWeb"/>
+        <w:numPr>
+          <w:ilvl w:val="0"/>
+          <w:numId w:val="6"/>
+        </w:numPr>
+        <w:spacing w:before="100" w:beforeAutospacing="1" w:after="100" w:afterAutospacing="1" w:line="240" w:lineRule="auto"/>
+      </w:pPr>
+      <w:r>
+        <w:rPr>
+          <w:b/>
+          <w:bCs/>
+        </w:rPr>
+        <w:t>Action taken:</w:t>
+      </w:r>
+      <w:r>
+        <w:t xml:space="preserve"> Applied </w:t>
+      </w:r>
+      <w:r>
+        <w:rPr>
+          <w:b/>
+          <w:bCs/>
+        </w:rPr>
+        <w:t>Conditional Formatting</w:t>
+      </w:r>
+      <w:r>
+        <w:t xml:space="preserve"> using the </w:t>
+      </w:r>
+      <w:proofErr w:type="spellStart"/>
+      <w:r>
+        <w:rPr>
+          <w:rStyle w:val="HTMLCode"/>
+          <w:rFonts w:eastAsiaTheme="majorEastAsia"/>
+        </w:rPr>
+        <w:t>fx</w:t>
+      </w:r>
+      <w:proofErr w:type="spellEnd"/>
+      <w:r>
+        <w:t xml:space="preserve"> tool.</w:t>
+      </w:r>
+    </w:p>
+    <w:p>
+      <w:pPr>
+        <w:pStyle w:val="NormalWeb"/>
+        <w:numPr>
+          <w:ilvl w:val="0"/>
+          <w:numId w:val="6"/>
+        </w:numPr>
+        <w:spacing w:before="100" w:beforeAutospacing="1" w:after="100" w:afterAutospacing="1" w:line="240" w:lineRule="auto"/>
+      </w:pPr>
+      <w:r>
+        <w:rPr>
+          <w:b/>
+          <w:bCs/>
+        </w:rPr>
+        <w:t>Result:</w:t>
+      </w:r>
+      <w:r>
+        <w:t xml:space="preserve"> The card now dynamically changes color: Red for negative (under target) and Green for positive (over target).</w:t>
+      </w:r>
+    </w:p>
+    <w:p>
+      <w:r>
+        <w:pict w14:anchorId="62A1ADC9">
+          <v:rect id="_x0000_i1028" style="width:0;height:1.5pt" o:hralign="center" o:hrstd="t" o:hr="t" fillcolor="#a0a0a0" stroked="f"/>
+        </w:pict>
+      </w:r>
+    </w:p>
+    <w:p>
+      <w:pPr>
+        <w:pStyle w:val="Heading3"/>
+      </w:pPr>
+      <w:r>
+        <w:t>Interview Question: The "Visualization" Logic</w:t>
+      </w:r>
+    </w:p>
+    <w:p>
+      <w:pPr>
+        <w:pStyle w:val="NormalWeb"/>
+      </w:pPr>
+      <w:r>
+        <w:rPr>
+          <w:b/>
+          <w:bCs/>
+        </w:rPr>
+        <w:t>Interviewer:</w:t>
+      </w:r>
+      <w:r>
+        <w:t xml:space="preserve"> "Why did you choose to turn your variance red instead of just leaving the minus sign?"</w:t>
+      </w:r>
+    </w:p>
+    <w:p>
+      <w:pPr>
+        <w:pStyle w:val="NormalWeb"/>
+      </w:pPr>
+      <w:r>
+        <w:rPr>
+          <w:b/>
+          <w:bCs/>
+        </w:rPr>
+        <w:lastRenderedPageBreak/>
+        <w:t>Your Answer:</w:t>
+      </w:r>
+      <w:r>
+        <w:t xml:space="preserve"> "In executive dashboards, 'Time-to-Insight' is critical. While a minus sign or brackets provide the data, color provides the </w:t>
+      </w:r>
+      <w:proofErr w:type="spellStart"/>
+      <w:proofErr w:type="gramStart"/>
+      <w:r>
+        <w:t>context</w:t>
+      </w:r>
+      <w:r>
+        <w:t>.By</w:t>
+      </w:r>
+      <w:proofErr w:type="spellEnd"/>
+      <w:proofErr w:type="gramEnd"/>
+      <w:r>
+        <w:t xml:space="preserve"> using conditional formatting we can explain it dynamically.</w:t>
+      </w:r>
+    </w:p>
+    <w:p>
+      <w:pPr>
+        <w:pStyle w:val="NormalWeb"/>
+      </w:pPr>
+      <w:r>
+        <w:t xml:space="preserve">(I found one issue, after </w:t>
+      </w:r>
+      <w:proofErr w:type="gramStart"/>
+      <w:r>
+        <w:t>apply</w:t>
+      </w:r>
+      <w:proofErr w:type="gramEnd"/>
+      <w:r>
+        <w:t xml:space="preserve"> conditional formatting when the currency symbol was not present and I choose currency again brackets </w:t>
+      </w:r>
+      <w:proofErr w:type="gramStart"/>
+      <w:r>
+        <w:t>come )</w:t>
+      </w:r>
+      <w:proofErr w:type="gramEnd"/>
+      <w:r>
+        <w:br/>
+      </w:r>
+      <w:r>
+        <w:rPr>
+          <w:b/>
+          <w:bCs/>
+        </w:rPr>
+        <w:t>Navigation Discovery:</w:t>
+      </w:r>
+      <w:r>
+        <w:t xml:space="preserve"> Identified that the "Format String" box may be hidden in the Report View ribbon depending on the Power BI version.</w:t>
+      </w:r>
+    </w:p>
+    <w:p>
+      <w:pPr>
+        <w:pStyle w:val="NormalWeb"/>
+      </w:pPr>
+      <w:r>
+        <w:rPr>
+          <w:b/>
+          <w:bCs/>
+        </w:rPr>
+        <w:t>Technical Fix:</w:t>
+      </w:r>
+      <w:r>
+        <w:t xml:space="preserve"> Utilized the </w:t>
+      </w:r>
+      <w:r>
+        <w:rPr>
+          <w:b/>
+          <w:bCs/>
+        </w:rPr>
+        <w:t>Model View Properties Pane</w:t>
+      </w:r>
+      <w:r>
+        <w:t xml:space="preserve"> to access advanced formatting options.</w:t>
+      </w:r>
+    </w:p>
+    <w:p>
+      <w:pPr>
+        <w:pStyle w:val="NormalWeb"/>
+      </w:pPr>
+      <w:r>
+        <w:rPr>
+          <w:b/>
+          <w:bCs/>
+        </w:rPr>
+        <w:t>Applied Change:</w:t>
+      </w:r>
+      <w:r>
+        <w:t xml:space="preserve"> Set Format to "Custom" and defined the string as $</w:t>
+      </w:r>
+      <w:proofErr w:type="gramStart"/>
+      <w:r>
+        <w:t>#,#</w:t>
+      </w:r>
+      <w:proofErr w:type="gramEnd"/>
+      <w:r>
+        <w:t>#0.</w:t>
+      </w:r>
+      <w:proofErr w:type="gramStart"/>
+      <w:r>
+        <w:t>00;-</w:t>
+      </w:r>
+      <w:proofErr w:type="gramEnd"/>
+      <w:r>
+        <w:t>$</w:t>
+      </w:r>
+      <w:proofErr w:type="gramStart"/>
+      <w:r>
+        <w:t>#,#</w:t>
+      </w:r>
+      <w:proofErr w:type="gramEnd"/>
+      <w:r>
+        <w:t>#0.00.</w:t>
+      </w:r>
+    </w:p>
+    <w:p>
+      <w:pPr>
+        <w:pStyle w:val="NormalWeb"/>
+      </w:pPr>
+      <w:r>
+        <w:rPr>
+          <w:b/>
+          <w:bCs/>
+        </w:rPr>
+        <w:t>Result:</w:t>
+      </w:r>
+      <w:r>
+        <w:t xml:space="preserve"> Successfully forced the minus sign (-) to appear alongside the Currency ($) symbol, overriding the default accounting brackets.</w:t>
+      </w:r>
+    </w:p>
+    <w:p>
+      <w:pPr>
+        <w:pStyle w:val="NormalWeb"/>
       </w:pPr>
     </w:p>
     <w:sectPr>
@@ -1285,6 +1529,155 @@
     </w:lvl>
   </w:abstractNum>
   <w:abstractNum w:abstractNumId="4" w15:restartNumberingAfterBreak="0">
+    <w:nsid w:val="4CF226A6"/>
+    <w:multiLevelType w:val="multilevel"/>
+    <w:tmpl w:val="DEFC19BA"/>
+    <w:lvl w:ilvl="0">
+      <w:start w:val="1"/>
+      <w:numFmt w:val="bullet"/>
+      <w:lvlText w:val=""/>
+      <w:lvlJc w:val="left"/>
+      <w:pPr>
+        <w:tabs>
+          <w:tab w:val="num" w:pos="720"/>
+        </w:tabs>
+        <w:ind w:left="720" w:hanging="360"/>
+      </w:pPr>
+      <w:rPr>
+        <w:rFonts w:ascii="Symbol" w:hAnsi="Symbol" w:hint="default"/>
+        <w:sz w:val="20"/>
+      </w:rPr>
+    </w:lvl>
+    <w:lvl w:ilvl="1" w:tentative="1">
+      <w:start w:val="1"/>
+      <w:numFmt w:val="bullet"/>
+      <w:lvlText w:val="o"/>
+      <w:lvlJc w:val="left"/>
+      <w:pPr>
+        <w:tabs>
+          <w:tab w:val="num" w:pos="1440"/>
+        </w:tabs>
+        <w:ind w:left="1440" w:hanging="360"/>
+      </w:pPr>
+      <w:rPr>
+        <w:rFonts w:ascii="Courier New" w:hAnsi="Courier New" w:hint="default"/>
+        <w:sz w:val="20"/>
+      </w:rPr>
+    </w:lvl>
+    <w:lvl w:ilvl="2" w:tentative="1">
+      <w:start w:val="1"/>
+      <w:numFmt w:val="bullet"/>
+      <w:lvlText w:val=""/>
+      <w:lvlJc w:val="left"/>
+      <w:pPr>
+        <w:tabs>
+          <w:tab w:val="num" w:pos="2160"/>
+        </w:tabs>
+        <w:ind w:left="2160" w:hanging="360"/>
+      </w:pPr>
+      <w:rPr>
+        <w:rFonts w:ascii="Wingdings" w:hAnsi="Wingdings" w:hint="default"/>
+        <w:sz w:val="20"/>
+      </w:rPr>
+    </w:lvl>
+    <w:lvl w:ilvl="3" w:tentative="1">
+      <w:start w:val="1"/>
+      <w:numFmt w:val="bullet"/>
+      <w:lvlText w:val=""/>
+      <w:lvlJc w:val="left"/>
+      <w:pPr>
+        <w:tabs>
+          <w:tab w:val="num" w:pos="2880"/>
+        </w:tabs>
+        <w:ind w:left="2880" w:hanging="360"/>
+      </w:pPr>
+      <w:rPr>
+        <w:rFonts w:ascii="Wingdings" w:hAnsi="Wingdings" w:hint="default"/>
+        <w:sz w:val="20"/>
+      </w:rPr>
+    </w:lvl>
+    <w:lvl w:ilvl="4" w:tentative="1">
+      <w:start w:val="1"/>
+      <w:numFmt w:val="bullet"/>
+      <w:lvlText w:val=""/>
+      <w:lvlJc w:val="left"/>
+      <w:pPr>
+        <w:tabs>
+          <w:tab w:val="num" w:pos="3600"/>
+        </w:tabs>
+        <w:ind w:left="3600" w:hanging="360"/>
+      </w:pPr>
+      <w:rPr>
+        <w:rFonts w:ascii="Wingdings" w:hAnsi="Wingdings" w:hint="default"/>
+        <w:sz w:val="20"/>
+      </w:rPr>
+    </w:lvl>
+    <w:lvl w:ilvl="5" w:tentative="1">
+      <w:start w:val="1"/>
+      <w:numFmt w:val="bullet"/>
+      <w:lvlText w:val=""/>
+      <w:lvlJc w:val="left"/>
+      <w:pPr>
+        <w:tabs>
+          <w:tab w:val="num" w:pos="4320"/>
+        </w:tabs>
+        <w:ind w:left="4320" w:hanging="360"/>
+      </w:pPr>
+      <w:rPr>
+        <w:rFonts w:ascii="Wingdings" w:hAnsi="Wingdings" w:hint="default"/>
+        <w:sz w:val="20"/>
+      </w:rPr>
+    </w:lvl>
+    <w:lvl w:ilvl="6" w:tentative="1">
+      <w:start w:val="1"/>
+      <w:numFmt w:val="bullet"/>
+      <w:lvlText w:val=""/>
+      <w:lvlJc w:val="left"/>
+      <w:pPr>
+        <w:tabs>
+          <w:tab w:val="num" w:pos="5040"/>
+        </w:tabs>
+        <w:ind w:left="5040" w:hanging="360"/>
+      </w:pPr>
+      <w:rPr>
+        <w:rFonts w:ascii="Wingdings" w:hAnsi="Wingdings" w:hint="default"/>
+        <w:sz w:val="20"/>
+      </w:rPr>
+    </w:lvl>
+    <w:lvl w:ilvl="7" w:tentative="1">
+      <w:start w:val="1"/>
+      <w:numFmt w:val="bullet"/>
+      <w:lvlText w:val=""/>
+      <w:lvlJc w:val="left"/>
+      <w:pPr>
+        <w:tabs>
+          <w:tab w:val="num" w:pos="5760"/>
+        </w:tabs>
+        <w:ind w:left="5760" w:hanging="360"/>
+      </w:pPr>
+      <w:rPr>
+        <w:rFonts w:ascii="Wingdings" w:hAnsi="Wingdings" w:hint="default"/>
+        <w:sz w:val="20"/>
+      </w:rPr>
+    </w:lvl>
+    <w:lvl w:ilvl="8" w:tentative="1">
+      <w:start w:val="1"/>
+      <w:numFmt w:val="bullet"/>
+      <w:lvlText w:val=""/>
+      <w:lvlJc w:val="left"/>
+      <w:pPr>
+        <w:tabs>
+          <w:tab w:val="num" w:pos="6480"/>
+        </w:tabs>
+        <w:ind w:left="6480" w:hanging="360"/>
+      </w:pPr>
+      <w:rPr>
+        <w:rFonts w:ascii="Wingdings" w:hAnsi="Wingdings" w:hint="default"/>
+        <w:sz w:val="20"/>
+      </w:rPr>
+    </w:lvl>
+  </w:abstractNum>
+  <w:abstractNum w:abstractNumId="5" w15:restartNumberingAfterBreak="0">
     <w:nsid w:val="690D6020"/>
     <w:multiLevelType w:val="multilevel"/>
     <w:tmpl w:val="CDACDDEE"/>
@@ -1433,7 +1826,7 @@
       </w:rPr>
     </w:lvl>
   </w:abstractNum>
-  <w:abstractNum w:abstractNumId="5" w15:restartNumberingAfterBreak="0">
+  <w:abstractNum w:abstractNumId="6" w15:restartNumberingAfterBreak="0">
     <w:nsid w:val="77827AA3"/>
     <w:multiLevelType w:val="multilevel"/>
     <w:tmpl w:val="0BB69346"/>
@@ -1583,10 +1976,10 @@
     </w:lvl>
   </w:abstractNum>
   <w:num w:numId="1" w16cid:durableId="666785126">
-    <w:abstractNumId w:val="5"/>
+    <w:abstractNumId w:val="6"/>
   </w:num>
   <w:num w:numId="2" w16cid:durableId="1488396941">
-    <w:abstractNumId w:val="4"/>
+    <w:abstractNumId w:val="5"/>
   </w:num>
   <w:num w:numId="3" w16cid:durableId="695080895">
     <w:abstractNumId w:val="2"/>
@@ -1599,6 +1992,9 @@
   </w:num>
   <w:num w:numId="6" w16cid:durableId="260144265">
     <w:abstractNumId w:val="0"/>
+  </w:num>
+  <w:num w:numId="7" w16cid:durableId="1065445507">
+    <w:abstractNumId w:val="4"/>
   </w:num>
 </w:numbering>
 </file>
@@ -2523,11 +2919,23 @@
     <w:name w:val="Normal (Web)"/>
     <w:basedOn w:val="Normal"/>
     <w:uiPriority w:val="99"/>
-    <w:semiHidden/>
     <w:unhideWhenUsed/>
     <w:rsid w:val="00501A56"/>
     <w:rPr>
       <w:rFonts w:ascii="Times New Roman" w:hAnsi="Times New Roman" w:cs="Times New Roman"/>
+    </w:rPr>
+  </w:style>
+  <w:style w:type="character" w:styleId="HTMLCode">
+    <w:name w:val="HTML Code"/>
+    <w:basedOn w:val="DefaultParagraphFont"/>
+    <w:uiPriority w:val="99"/>
+    <w:semiHidden/>
+    <w:unhideWhenUsed/>
+    <w:rsid w:val="00D13F6B"/>
+    <w:rPr>
+      <w:rFonts w:ascii="Courier New" w:eastAsia="Times New Roman" w:hAnsi="Courier New" w:cs="Courier New"/>
+      <w:sz w:val="20"/>
+      <w:szCs w:val="20"/>
     </w:rPr>
   </w:style>
 </w:styles>
